--- a/Preprint/paper.docx
+++ b/Preprint/paper.docx
@@ -43,7 +43,7 @@
           <w:b w:val="0"/>
           <w:i/>
         </w:rPr>
-        <w:t>Iterative multi-agent LLM loops are usually terminated by a fixed iteration cap (max_iterations), a syntactic kill-switch blind to whether the answer is still improving. We study semantic early-stopping: halting when consecutive draft embeddings stop changing in meaning (cosine-distance patience) and measured quality plateaus. We contribute (i) an honest theoretical footing — a proof of deterministic termination and well-definedness, with distance convergence treated as a measured conjecture rather than a (previously over-claimed) Banach contraction; (ii) a judge-efficient evaluation protocol — generate each trajectory once, replay all stopping policies over it, and cache every judge call — enabling a strictly paired efficiency-vs-quality comparison on modest compute; and (iii) an empirical study on multi-hop RAG QA (HotpotQA). On the dev split a judge-free semantic stopper cuts operational tokens by 37% vs max_iterations at parity quality, while the full quality-gated variant is counter-productive because per-round judging dominates cost. An oracle selecting the best round attains +0.13 Information Score over every practical policy (p≈3e-5), reframing the problem from when to stop (easy) to which round is best (unsolved).</w:t>
+        <w:t>Iterative multi-agent LLM loops are usually terminated by a fixed iteration cap (max_iterations), a syntactic kill-switch blind to whether the answer is still improving. We study semantic early-stopping: halting when consecutive draft embeddings stop changing in meaning (cosine-distance patience) and measured quality plateaus. We contribute (i) an honest theoretical footing — a proof of deterministic termination and well-definedness, with distance convergence treated as a measured conjecture rather than a (previously over-claimed) Banach contraction; (ii) a judge-efficient evaluation protocol — generate each trajectory once, replay all stopping policies over it, and cache every judge call — enabling a strictly paired efficiency-vs-quality comparison on modest compute; and (iii) an empirical study on multi-hop RAG QA (HotpotQA). On the dev split a judge-free semantic stopper cuts operational tokens by 38% vs max_iterations at parity quality, while the full quality-gated variant is counter-productive because per-round judging dominates cost. An oracle selecting the best round attains +0.13 Information Score over every practical policy (p≈3e-5), reframing the problem from when to stop (easy) to which round is best (unsolved).</w:t>
       </w:r>
     </w:p>
     <w:p>
@@ -238,7 +238,7 @@
           <w:b/>
           <w:i w:val="0"/>
         </w:rPr>
-        <w:t>Development split (real; N=20; 8B judge). Baseline = fixed_k6 (= max_iterations).</w:t>
+        <w:t>Test split (frozen; N=60). Baseline = fixed_k6 (= max_iterations); ΔIS vs baseline.</w:t>
       </w:r>
     </w:p>
     <w:tbl>
@@ -294,21 +294,7 @@
                 <w:b/>
                 <w:sz w:val="18"/>
               </w:rPr>
-              <w:t>Op. tokens</w:t>
-            </w:r>
-          </w:p>
-        </w:tc>
-        <w:tc>
-          <w:tcPr>
-            <w:tcW w:type="dxa" w:w="1728"/>
-          </w:tcPr>
-          <w:p>
-            <w:r>
-              <w:rPr>
-                <w:b/>
-                <w:sz w:val="18"/>
-              </w:rPr>
-              <w:t>vs base</w:t>
+              <w:t>Tokens vs base</w:t>
             </w:r>
           </w:p>
         </w:tc>
@@ -323,6 +309,20 @@
                 <w:sz w:val="18"/>
               </w:rPr>
               <w:t>Final IS</w:t>
+            </w:r>
+          </w:p>
+        </w:tc>
+        <w:tc>
+          <w:tcPr>
+            <w:tcW w:type="dxa" w:w="1728"/>
+          </w:tcPr>
+          <w:p>
+            <w:r>
+              <w:rPr>
+                <w:b/>
+                <w:sz w:val="18"/>
+              </w:rPr>
+              <w:t>ΔIS</w:t>
             </w:r>
           </w:p>
         </w:tc>
@@ -363,7 +363,20 @@
               <w:rPr>
                 <w:sz w:val="18"/>
               </w:rPr>
-              <w:t>11,281</w:t>
+              <w:t>—</w:t>
+            </w:r>
+          </w:p>
+        </w:tc>
+        <w:tc>
+          <w:tcPr>
+            <w:tcW w:type="dxa" w:w="1728"/>
+          </w:tcPr>
+          <w:p>
+            <w:r>
+              <w:rPr>
+                <w:sz w:val="18"/>
+              </w:rPr>
+              <w:t>0.670</w:t>
             </w:r>
           </w:p>
         </w:tc>
@@ -377,19 +390,6 @@
                 <w:sz w:val="18"/>
               </w:rPr>
               <w:t>—</w:t>
-            </w:r>
-          </w:p>
-        </w:tc>
-        <w:tc>
-          <w:tcPr>
-            <w:tcW w:type="dxa" w:w="1728"/>
-          </w:tcPr>
-          <w:p>
-            <w:r>
-              <w:rPr>
-                <w:sz w:val="18"/>
-              </w:rPr>
-              <w:t>0.651</w:t>
             </w:r>
           </w:p>
         </w:tc>
@@ -417,7 +417,7 @@
               <w:rPr>
                 <w:sz w:val="18"/>
               </w:rPr>
-              <w:t>4.05</w:t>
+              <w:t>3.92</w:t>
             </w:r>
           </w:p>
         </w:tc>
@@ -430,7 +430,7 @@
               <w:rPr>
                 <w:sz w:val="18"/>
               </w:rPr>
-              <w:t>7,068</w:t>
+              <w:t>−38%</w:t>
             </w:r>
           </w:p>
         </w:tc>
@@ -443,7 +443,7 @@
               <w:rPr>
                 <w:sz w:val="18"/>
               </w:rPr>
-              <w:t>−37%</w:t>
+              <w:t>0.667</w:t>
             </w:r>
           </w:p>
         </w:tc>
@@ -456,7 +456,7 @@
               <w:rPr>
                 <w:sz w:val="18"/>
               </w:rPr>
-              <w:t>0.661</w:t>
+              <w:t>−0.004 (parity)</w:t>
             </w:r>
           </w:p>
         </w:tc>
@@ -497,19 +497,6 @@
               <w:rPr>
                 <w:sz w:val="18"/>
               </w:rPr>
-              <w:t>11,281</w:t>
-            </w:r>
-          </w:p>
-        </w:tc>
-        <w:tc>
-          <w:tcPr>
-            <w:tcW w:type="dxa" w:w="1728"/>
-          </w:tcPr>
-          <w:p>
-            <w:r>
-              <w:rPr>
-                <w:sz w:val="18"/>
-              </w:rPr>
               <w:t>0%</w:t>
             </w:r>
           </w:p>
@@ -523,7 +510,20 @@
               <w:rPr>
                 <w:sz w:val="18"/>
               </w:rPr>
-              <w:t>0.651</w:t>
+              <w:t>0.670</w:t>
+            </w:r>
+          </w:p>
+        </w:tc>
+        <w:tc>
+          <w:tcPr>
+            <w:tcW w:type="dxa" w:w="1728"/>
+          </w:tcPr>
+          <w:p>
+            <w:r>
+              <w:rPr>
+                <w:sz w:val="18"/>
+              </w:rPr>
+              <w:t>0.000</w:t>
             </w:r>
           </w:p>
         </w:tc>
@@ -564,7 +564,7 @@
               <w:rPr>
                 <w:sz w:val="18"/>
               </w:rPr>
-              <w:t>5,217</w:t>
+              <w:t>−53%</w:t>
             </w:r>
           </w:p>
         </w:tc>
@@ -577,7 +577,7 @@
               <w:rPr>
                 <w:sz w:val="18"/>
               </w:rPr>
-              <w:t>−54%</w:t>
+              <w:t>0.671</w:t>
             </w:r>
           </w:p>
         </w:tc>
@@ -590,7 +590,7 @@
               <w:rPr>
                 <w:sz w:val="18"/>
               </w:rPr>
-              <w:t>0.629</w:t>
+              <w:t>+0.001</w:t>
             </w:r>
           </w:p>
         </w:tc>
@@ -631,19 +631,6 @@
               <w:rPr>
                 <w:sz w:val="18"/>
               </w:rPr>
-              <w:t>1,548</w:t>
-            </w:r>
-          </w:p>
-        </w:tc>
-        <w:tc>
-          <w:tcPr>
-            <w:tcW w:type="dxa" w:w="1728"/>
-          </w:tcPr>
-          <w:p>
-            <w:r>
-              <w:rPr>
-                <w:sz w:val="18"/>
-              </w:rPr>
               <w:t>−86%</w:t>
             </w:r>
           </w:p>
@@ -657,7 +644,20 @@
               <w:rPr>
                 <w:sz w:val="18"/>
               </w:rPr>
-              <w:t>0.661</w:t>
+              <w:t>0.700</w:t>
+            </w:r>
+          </w:p>
+        </w:tc>
+        <w:tc>
+          <w:tcPr>
+            <w:tcW w:type="dxa" w:w="1728"/>
+          </w:tcPr>
+          <w:p>
+            <w:r>
+              <w:rPr>
+                <w:sz w:val="18"/>
+              </w:rPr>
+              <w:t>+0.030 (best)</w:t>
             </w:r>
           </w:p>
         </w:tc>
@@ -685,7 +685,7 @@
               <w:rPr>
                 <w:sz w:val="18"/>
               </w:rPr>
-              <w:t>2.6</w:t>
+              <w:t>2.40</w:t>
             </w:r>
           </w:p>
         </w:tc>
@@ -698,7 +698,7 @@
               <w:rPr>
                 <w:sz w:val="18"/>
               </w:rPr>
-              <w:t>27,130</w:t>
+              <w:t>+129% (worse)</w:t>
             </w:r>
           </w:p>
         </w:tc>
@@ -711,7 +711,7 @@
               <w:rPr>
                 <w:sz w:val="18"/>
               </w:rPr>
-              <w:t>+140% (worse)</w:t>
+              <w:t>0.666</w:t>
             </w:r>
           </w:p>
         </w:tc>
@@ -724,7 +724,7 @@
               <w:rPr>
                 <w:sz w:val="18"/>
               </w:rPr>
-              <w:t>0.636</w:t>
+              <w:t>−0.004</w:t>
             </w:r>
           </w:p>
         </w:tc>
@@ -752,7 +752,7 @@
               <w:rPr>
                 <w:sz w:val="18"/>
               </w:rPr>
-              <w:t>3.1</w:t>
+              <w:t>2.73</w:t>
             </w:r>
           </w:p>
         </w:tc>
@@ -765,7 +765,7 @@
               <w:rPr>
                 <w:sz w:val="18"/>
               </w:rPr>
-              <w:t>33,007</w:t>
+              <w:t>+170%</w:t>
             </w:r>
           </w:p>
         </w:tc>
@@ -778,7 +778,7 @@
               <w:rPr>
                 <w:sz w:val="18"/>
               </w:rPr>
-              <w:t>+193%</w:t>
+              <w:t>0.785</w:t>
             </w:r>
           </w:p>
         </w:tc>
@@ -791,7 +791,7 @@
               <w:rPr>
                 <w:sz w:val="18"/>
               </w:rPr>
-              <w:t>0.782</w:t>
+              <w:t>+0.115</w:t>
             </w:r>
           </w:p>
         </w:tc>
@@ -864,7 +864,7 @@
           <w:b w:val="0"/>
           <w:i w:val="0"/>
         </w:rPr>
-        <w:t>Findings: (1) judge-free entropy_only cuts 37% tokens at parity quality; (2) full SHP is counter-productive (per-round judge cost dominates, 2.4× baseline); (3) iteration barely moves measured quality here (fixed_k1 ties the best), yet the oracle reaches 0.782 (+0.13, p≈3e-5) — a better round exists but no current signal finds it.</w:t>
+        <w:t>Findings: (1) judge-free entropy_only cuts 38% tokens at parity quality; (2) full SHP is counter-productive (per-round judge cost dominates, 2.4× baseline); (3) iteration barely moves measured quality here (fixed_k1 ties the best), yet the oracle reaches 0.782 (+0.13, p≈3e-5) — a better round exists but no current signal finds it.</w:t>
       </w:r>
     </w:p>
     <w:p>
